--- a/laravel-app/database/data/internship/handbooks/cloud_computing/Beyond_Cloud_Internship_Day_173_Student_Handbook.docx
+++ b/laravel-app/database/data/internship/handbooks/cloud_computing/Beyond_Cloud_Internship_Day_173_Student_Handbook.docx
@@ -38,7 +38,7 @@
           <w:color w:val="1E293B"/>
           <w:sz w:val="28"/>
         </w:rPr>
-        <w:t>Hybrid Rural-Office Architecture</w:t>
+        <w:t>Capstone Architecture and Threat Model</w:t>
       </w:r>
     </w:p>
     <w:p>
@@ -50,7 +50,7 @@
           <w:b w:val="0"/>
           <w:sz w:val="22"/>
         </w:rPr>
-        <w:t>Document and improve. Full student study guide and practical laboratory manual for Beyond Enterprise interns.</w:t>
+        <w:t>Guided laboratory. Full student study guide and practical laboratory manual for Beyond Enterprise interns.</w:t>
       </w:r>
     </w:p>
     <w:tbl>
@@ -141,7 +141,7 @@
               <w:rPr>
                 <w:sz w:val="18"/>
               </w:rPr>
-              <w:t>Document and improve</w:t>
+              <w:t>Guided laboratory</w:t>
             </w:r>
           </w:p>
         </w:tc>
@@ -154,7 +154,7 @@
               <w:rPr>
                 <w:sz w:val="18"/>
               </w:rPr>
-              <w:t>advanced</w:t>
+              <w:t>capstone</w:t>
             </w:r>
           </w:p>
         </w:tc>
@@ -167,7 +167,7 @@
               <w:rPr>
                 <w:sz w:val="18"/>
               </w:rPr>
-              <w:t>8 hours</w:t>
+              <w:t>8.0 hours</w:t>
             </w:r>
           </w:p>
         </w:tc>
@@ -180,7 +180,7 @@
               <w:rPr>
                 <w:sz w:val="18"/>
               </w:rPr>
-              <w:t>VirtualBox, Docker, GitHub, free tiers or local cloud emulators</w:t>
+              <w:t>Git, Docker, Terraform/OpenTofu, Ansible, Kubernetes local cluster, CI/CD and observabilit</w:t>
             </w:r>
           </w:p>
         </w:tc>
@@ -198,7 +198,7 @@
           <w:color w:val="0B3F90"/>
           <w:sz w:val="20"/>
         </w:rPr>
-        <w:t>Day 173 objective  Complete the document and improve for Hybrid Rural-Office Architecture: Apply hybrid rural-office architecture safely and explain the result in a professional technical report.</w:t>
+        <w:t>Day 173 objective  Complete the guided laboratory for Capstone Architecture and Threat Model: Design network, identity, compute, data, trust boundaries, and failure modes.</w:t>
       </w:r>
     </w:p>
     <w:p>
@@ -270,7 +270,7 @@
           <w:b w:val="0"/>
           <w:sz w:val="22"/>
         </w:rPr>
-        <w:t>Submit: One PDF procedure, supporting screenshots/diagrams, and one improvement recommendation..</w:t>
+        <w:t>Submit: Setup evidence, completed lab artifact, independent verification, cost/cleanup record, safety check, and short technical report..</w:t>
       </w:r>
     </w:p>
     <w:p>
@@ -364,7 +364,7 @@
               <w:rPr>
                 <w:sz w:val="18"/>
               </w:rPr>
-              <w:t>0:00–0:40</w:t>
+              <w:t>0:00–0:30</w:t>
             </w:r>
           </w:p>
         </w:tc>
@@ -377,7 +377,7 @@
               <w:rPr>
                 <w:sz w:val="18"/>
               </w:rPr>
-              <w:t>Audit prior artifacts for gaps</w:t>
+              <w:t>Assessment brief + rubric review</w:t>
             </w:r>
           </w:p>
         </w:tc>
@@ -390,7 +390,7 @@
               <w:rPr>
                 <w:sz w:val="18"/>
               </w:rPr>
-              <w:t>Gap list</w:t>
+              <w:t>Plan</w:t>
             </w:r>
           </w:p>
         </w:tc>
@@ -405,7 +405,7 @@
               <w:rPr>
                 <w:sz w:val="18"/>
               </w:rPr>
-              <w:t>0:40–2:20</w:t>
+              <w:t>0:30–2:30</w:t>
             </w:r>
           </w:p>
         </w:tc>
@@ -418,7 +418,7 @@
               <w:rPr>
                 <w:sz w:val="18"/>
               </w:rPr>
-              <w:t>Rewrite procedure for reproducibility</w:t>
+              <w:t>End-to-end demonstration</w:t>
             </w:r>
           </w:p>
         </w:tc>
@@ -431,7 +431,7 @@
               <w:rPr>
                 <w:sz w:val="18"/>
               </w:rPr>
-              <w:t>README</w:t>
+              <w:t>Demo evidence</w:t>
             </w:r>
           </w:p>
         </w:tc>
@@ -446,7 +446,7 @@
               <w:rPr>
                 <w:sz w:val="18"/>
               </w:rPr>
-              <w:t>2:20–2:35</w:t>
+              <w:t>2:30–2:45</w:t>
             </w:r>
           </w:p>
         </w:tc>
@@ -487,7 +487,7 @@
               <w:rPr>
                 <w:sz w:val="18"/>
               </w:rPr>
-              <w:t>2:35–4:35</w:t>
+              <w:t>2:45–4:15</w:t>
             </w:r>
           </w:p>
         </w:tc>
@@ -500,7 +500,7 @@
               <w:rPr>
                 <w:sz w:val="18"/>
               </w:rPr>
-              <w:t>One improvement + before/after proof</w:t>
+              <w:t>Self-score against rubric</w:t>
             </w:r>
           </w:p>
         </w:tc>
@@ -513,7 +513,7 @@
               <w:rPr>
                 <w:sz w:val="18"/>
               </w:rPr>
-              <w:t>Improvement evidence</w:t>
+              <w:t>Self-score sheet</w:t>
             </w:r>
           </w:p>
         </w:tc>
@@ -528,7 +528,7 @@
               <w:rPr>
                 <w:sz w:val="18"/>
               </w:rPr>
-              <w:t>4:35–6:20</w:t>
+              <w:t>4:15–5:45</w:t>
             </w:r>
           </w:p>
         </w:tc>
@@ -541,7 +541,7 @@
               <w:rPr>
                 <w:sz w:val="18"/>
               </w:rPr>
-              <w:t>Report + packaging</w:t>
+              <w:t>Reflection: wins, failures, next steps</w:t>
             </w:r>
           </w:p>
         </w:tc>
@@ -554,7 +554,7 @@
               <w:rPr>
                 <w:sz w:val="18"/>
               </w:rPr>
-              <w:t>Pack</w:t>
+              <w:t>Reflection</w:t>
             </w:r>
           </w:p>
         </w:tc>
@@ -569,7 +569,7 @@
               <w:rPr>
                 <w:sz w:val="18"/>
               </w:rPr>
-              <w:t>6:20–8:00</w:t>
+              <w:t>5:45–8:00</w:t>
             </w:r>
           </w:p>
         </w:tc>
@@ -582,7 +582,7 @@
               <w:rPr>
                 <w:sz w:val="18"/>
               </w:rPr>
-              <w:t>Peer-style checklist + rehearsal</w:t>
+              <w:t>Final evidence pack + report</w:t>
             </w:r>
           </w:p>
         </w:tc>
@@ -595,7 +595,7 @@
               <w:rPr>
                 <w:sz w:val="18"/>
               </w:rPr>
-              <w:t>Ready pack</w:t>
+              <w:t>Submission</w:t>
             </w:r>
           </w:p>
         </w:tc>
@@ -619,7 +619,7 @@
           <w:b w:val="0"/>
           <w:sz w:val="20"/>
         </w:rPr>
-        <w:t>Curriculum objective (source of truth): Apply hybrid rural-office architecture safely and explain the result in a professional technical report.</w:t>
+        <w:t>Curriculum objective (source of truth): Design network, identity, compute, data, trust boundaries, and failure modes.</w:t>
       </w:r>
     </w:p>
     <w:p>
@@ -631,7 +631,7 @@
           <w:b w:val="0"/>
           <w:sz w:val="22"/>
         </w:rPr>
-        <w:t>Explain Hybrid Rural-Office Architecture to a supervisor in under two minutes.</w:t>
+        <w:t>Explain Capstone Architecture and Threat Model to a supervisor in under two minutes.</w:t>
       </w:r>
     </w:p>
     <w:p>
@@ -643,7 +643,7 @@
           <w:b w:val="0"/>
           <w:sz w:val="22"/>
         </w:rPr>
-        <w:t>Configure or verify the approved tools required for Hybrid Rural-Office Architecture.</w:t>
+        <w:t>Configure or verify the approved tools required for Capstone Architecture and Threat Model.</w:t>
       </w:r>
     </w:p>
     <w:p>
@@ -655,7 +655,7 @@
           <w:b w:val="0"/>
           <w:sz w:val="22"/>
         </w:rPr>
-        <w:t>Implement or perform the document and improve practical for this topic.</w:t>
+        <w:t>Implement or perform the guided laboratory practical for this topic.</w:t>
       </w:r>
     </w:p>
     <w:p>
@@ -711,7 +711,7 @@
           <w:b w:val="0"/>
           <w:sz w:val="22"/>
         </w:rPr>
-        <w:t>Define the professional meaning of “Hybrid Rural-Office Architecture” before you use tools. Do not split the title into meaningless words. Connect each concept to today's practical action.</w:t>
+        <w:t>Define the professional meaning of “Capstone Architecture and Threat Model” before you use tools. Do not split the title into meaningless words. Connect each concept to today's practical action.</w:t>
       </w:r>
     </w:p>
     <w:tbl>
@@ -819,7 +819,7 @@
               <w:rPr>
                 <w:sz w:val="18"/>
               </w:rPr>
-              <w:t>Core topic skill</w:t>
+              <w:t>Problem framing</w:t>
             </w:r>
           </w:p>
         </w:tc>
@@ -832,7 +832,7 @@
               <w:rPr>
                 <w:sz w:val="18"/>
               </w:rPr>
-              <w:t>Professional practice for Hybrid Rural-Office Architecture</w:t>
+              <w:t>Who needs what, constraints, success criteria</w:t>
             </w:r>
           </w:p>
         </w:tc>
@@ -845,7 +845,7 @@
               <w:rPr>
                 <w:sz w:val="18"/>
               </w:rPr>
-              <w:t>Complete today's practical objective</w:t>
+              <w:t>Write a short frame table</w:t>
             </w:r>
           </w:p>
         </w:tc>
@@ -858,7 +858,7 @@
               <w:rPr>
                 <w:sz w:val="18"/>
               </w:rPr>
-              <w:t>Shallow buzzword-only work</w:t>
+              <w:t>Building the wrong thing</w:t>
             </w:r>
           </w:p>
         </w:tc>
@@ -871,7 +871,7 @@
               <w:rPr>
                 <w:sz w:val="18"/>
               </w:rPr>
-              <w:t>Demonstrate with evidence</w:t>
+              <w:t>Supervisor review of frame</w:t>
             </w:r>
           </w:p>
         </w:tc>
@@ -886,7 +886,7 @@
               <w:rPr>
                 <w:sz w:val="18"/>
               </w:rPr>
-              <w:t>Tool discipline</w:t>
+              <w:t>Train vs evaluation data</w:t>
             </w:r>
           </w:p>
         </w:tc>
@@ -899,7 +899,7 @@
               <w:rPr>
                 <w:sz w:val="18"/>
               </w:rPr>
-              <w:t>Use only approved tools/versions</w:t>
+              <w:t>Learn on one set; judge on another</w:t>
             </w:r>
           </w:p>
         </w:tc>
@@ -912,7 +912,7 @@
               <w:rPr>
                 <w:sz w:val="18"/>
               </w:rPr>
-              <w:t>Verify tools before lab</w:t>
+              <w:t>Keep a held-out TEST set</w:t>
             </w:r>
           </w:p>
         </w:tc>
@@ -925,7 +925,7 @@
               <w:rPr>
                 <w:sz w:val="18"/>
               </w:rPr>
-              <w:t>Unapproved downloads</w:t>
+              <w:t>Testing on training data</w:t>
             </w:r>
           </w:p>
         </w:tc>
@@ -938,7 +938,7 @@
               <w:rPr>
                 <w:sz w:val="18"/>
               </w:rPr>
-              <w:t>Official sources only</w:t>
+              <w:t>Document the split</w:t>
             </w:r>
           </w:p>
         </w:tc>
@@ -953,7 +953,7 @@
               <w:rPr>
                 <w:sz w:val="18"/>
               </w:rPr>
-              <w:t>Professional documentation</w:t>
+              <w:t>Human oversight</w:t>
             </w:r>
           </w:p>
         </w:tc>
@@ -966,7 +966,7 @@
               <w:rPr>
                 <w:sz w:val="18"/>
               </w:rPr>
-              <w:t>Clear enough for handover</w:t>
+              <w:t>A person remains accountable</w:t>
             </w:r>
           </w:p>
         </w:tc>
@@ -979,7 +979,7 @@
               <w:rPr>
                 <w:sz w:val="18"/>
               </w:rPr>
-              <w:t>Write procedure + results</w:t>
+              <w:t>Disclose AI help; verify claims</w:t>
             </w:r>
           </w:p>
         </w:tc>
@@ -992,7 +992,7 @@
               <w:rPr>
                 <w:sz w:val="18"/>
               </w:rPr>
-              <w:t>Undocumented changes</w:t>
+              <w:t>Blind trust in outputs</w:t>
             </w:r>
           </w:p>
         </w:tc>
@@ -1005,7 +1005,7 @@
               <w:rPr>
                 <w:sz w:val="18"/>
               </w:rPr>
-              <w:t>README + report template</w:t>
+              <w:t>AI/tool disclosure block</w:t>
             </w:r>
           </w:p>
         </w:tc>
@@ -1266,7 +1266,7 @@
           <w:b w:val="0"/>
           <w:sz w:val="22"/>
         </w:rPr>
-        <w:t>Tools available: VirtualBox, Docker, GitHub, free tiers or local cloud emulators.</w:t>
+        <w:t>Tools available: Git, Docker, Terraform/OpenTofu, Ansible, Kubernetes local cluster, CI/CD and observability tools.</w:t>
       </w:r>
     </w:p>
     <w:p>
@@ -1381,7 +1381,7 @@
               <w:rPr>
                 <w:sz w:val="18"/>
               </w:rPr>
-              <w:t>VirtualBox, Docker, GitHub, free tiers or local cloud emulators</w:t>
+              <w:t>Git, Docker, Terraform/OpenTofu, Ansible, Kubernetes local cluster, CI/CD and observability tools</w:t>
             </w:r>
           </w:p>
         </w:tc>
@@ -1463,7 +1463,7 @@
           <w:b w:val="0"/>
           <w:sz w:val="18"/>
         </w:rPr>
-        <w:t>└── Day_173_Hybrid_Rural_Office_Architecture/</w:t>
+        <w:t>└── Day_173_Capstone_Architecture_and_Threat_Model/</w:t>
       </w:r>
     </w:p>
     <w:p>
@@ -1616,7 +1616,7 @@
           <w:b w:val="0"/>
           <w:sz w:val="18"/>
         </w:rPr>
-        <w:t>mkdir Beyond_Cloud_Internship\Day_173_Hybrid_Rural_Office_Architecture\evidence, Beyond_Cloud_Internship\Day_173_Hybrid_Rural_Office_Architecture\notebooks, Beyond_Cloud_Internship\Day_173_Hybrid_Rural_Office_Architecture\src, Beyond_Cloud_Internship\Day_173_Hybrid_Rural_Office_Architecture\data, Beyond_Cloud_Internship\Day_173_Hybrid_Rural_Office_Architecture\output, Beyond_Cloud_Internship\Day_173_Hybrid_Rural_Office_Architecture\report -Force</w:t>
+        <w:t>mkdir Beyond_Cloud_Internship\Day_173_Capstone_Architecture_and_Threat_Model\evidence, Beyond_Cloud_Internship\Day_173_Capstone_Architecture_and_Threat_Model\notebooks, Beyond_Cloud_Internship\Day_173_Capstone_Architecture_and_Threat_Model\src, Beyond_Cloud_Internship\Day_173_Capstone_Architecture_and_Threat_Model\data, Beyond_Cloud_Internship\Day_173_Capstone_Architecture_and_Threat_Model\output, Beyond_Cloud_Internship\Day_173_Capstone_Architecture_and_Threat_Model\report -Force</w:t>
       </w:r>
     </w:p>
     <w:p/>
@@ -1657,7 +1657,7 @@
           <w:b w:val="0"/>
           <w:sz w:val="18"/>
         </w:rPr>
-        <w:t>mkdir -p Beyond_Cloud_Internship/Day_173_Hybrid_Rural_Office_Architecture/{evidence,notebooks,src,data,output,report}</w:t>
+        <w:t>mkdir -p Beyond_Cloud_Internship/Day_173_Capstone_Architecture_and_Threat_Model/{evidence,notebooks,src,data,output,report}</w:t>
       </w:r>
     </w:p>
     <w:p/>
@@ -1773,7 +1773,7 @@
           <w:color w:val="0B3F90"/>
           <w:sz w:val="24"/>
         </w:rPr>
-        <w:t>Document and improve: Hybrid Rural-Office Architecture</w:t>
+        <w:t>Guided laboratory: Capstone Architecture and Threat Model</w:t>
       </w:r>
     </w:p>
     <w:p>
@@ -1797,7 +1797,7 @@
           <w:b w:val="0"/>
           <w:sz w:val="20"/>
         </w:rPr>
-        <w:t>• Write an operator-friendly procedure for hybrid rural-office architecture, including safety, security, rollback and rural/low-cost alternatives.</w:t>
+        <w:t>• Review Day 172 prerequisites and read the complete Day 173 objective before changing any lab resource.</w:t>
       </w:r>
     </w:p>
     <w:p>
@@ -1809,7 +1809,7 @@
           <w:b w:val="0"/>
           <w:sz w:val="20"/>
         </w:rPr>
-        <w:t>• Work only in an authorized lab, VM or on equipment assigned by Beyond.</w:t>
+        <w:t>• Confirm written authorization, account/sandbox boundary, region, quota, budget alert, and cleanup responsibility before provisioning.</w:t>
       </w:r>
     </w:p>
     <w:p>
@@ -1821,7 +1821,79 @@
           <w:b w:val="0"/>
           <w:sz w:val="20"/>
         </w:rPr>
-        <w:t>• Keep time entries truthful and ask the supervisor before changing production equipment.</w:t>
+        <w:t>• Verify only the tools required today and record versions; prefer local emulators when provider access or free-tier status is uncertain.</w:t>
+      </w:r>
+    </w:p>
+    <w:p>
+      <w:pPr>
+        <w:spacing w:after="120"/>
+      </w:pPr>
+      <w:r>
+        <w:rPr>
+          <w:b w:val="0"/>
+          <w:sz w:val="20"/>
+        </w:rPr>
+        <w:t>• Create Day_173_capstone_architecture_and_threat_model with evidence, config or src, output, and report folders. Prevent secrets and state files from entering version control.</w:t>
+      </w:r>
+    </w:p>
+    <w:p>
+      <w:pPr>
+        <w:spacing w:after="120"/>
+      </w:pPr>
+      <w:r>
+        <w:rPr>
+          <w:b w:val="0"/>
+          <w:sz w:val="20"/>
+        </w:rPr>
+        <w:t>• Complete the practical objective: Design network, identity, compute, data, trust boundaries, and failure modes.</w:t>
+      </w:r>
+    </w:p>
+    <w:p>
+      <w:pPr>
+        <w:spacing w:after="120"/>
+      </w:pPr>
+      <w:r>
+        <w:rPr>
+          <w:b w:val="0"/>
+          <w:sz w:val="20"/>
+        </w:rPr>
+        <w:t>• Record commands/configuration, expected result, observed result, resource identifiers without secrets, cost/usage check, and any deviations.</w:t>
+      </w:r>
+    </w:p>
+    <w:p>
+      <w:pPr>
+        <w:spacing w:after="120"/>
+      </w:pPr>
+      <w:r>
+        <w:rPr>
+          <w:b w:val="0"/>
+          <w:sz w:val="20"/>
+        </w:rPr>
+        <w:t>• Verify independently using a second command, connectivity test, configuration diff, monitoring view, clean rerun, restore test, or peer review.</w:t>
+      </w:r>
+    </w:p>
+    <w:p>
+      <w:pPr>
+        <w:spacing w:after="120"/>
+      </w:pPr>
+      <w:r>
+        <w:rPr>
+          <w:b w:val="0"/>
+          <w:sz w:val="20"/>
+        </w:rPr>
+        <w:t>• Stop and remove only assigned disposable resources; verify deletion, released IPs/storage, stopped services, and current billing/usage dashboard where applicable.</w:t>
+      </w:r>
+    </w:p>
+    <w:p>
+      <w:pPr>
+        <w:spacing w:after="120"/>
+      </w:pPr>
+      <w:r>
+        <w:rPr>
+          <w:b w:val="0"/>
+          <w:sz w:val="20"/>
+        </w:rPr>
+        <w:t>• Package evidence and write a professional report covering architecture, security, cost, verification, troubleshooting, limitations, and AI/tool assistance.</w:t>
       </w:r>
     </w:p>
     <w:p>
@@ -1847,7 +1919,7 @@
           <w:b w:val="0"/>
           <w:sz w:val="18"/>
         </w:rPr>
-        <w:t># day_173_lab.py — Document and improve: Hybrid Rural-Office Architecture</w:t>
+        <w:t># day_173_lab.py — Guided laboratory: Capstone Architecture and Threat Model</w:t>
       </w:r>
     </w:p>
     <w:p>
@@ -1889,7 +1961,7 @@
           <w:b w:val="0"/>
           <w:sz w:val="18"/>
         </w:rPr>
-        <w:t>"""Day 173 practical starter for Hybrid Rural-Office Architecture.</w:t>
+        <w:t>"""Day 173 practical starter for Capstone Architecture and Threat Model.</w:t>
       </w:r>
     </w:p>
     <w:p>
@@ -2071,7 +2143,7 @@
           <w:b w:val="0"/>
           <w:sz w:val="18"/>
         </w:rPr>
-        <w:t xml:space="preserve">    print("Program topic:", 'Hybrid Rural-Office Architecture')</w:t>
+        <w:t xml:space="preserve">    print("Program topic:", 'Capstone Architecture and Threat Model')</w:t>
       </w:r>
     </w:p>
     <w:p>
@@ -2085,7 +2157,7 @@
           <w:b w:val="0"/>
           <w:sz w:val="18"/>
         </w:rPr>
-        <w:t xml:space="preserve">    print("Day mode:", 'Document and improve')</w:t>
+        <w:t xml:space="preserve">    print("Day mode:", 'Guided laboratory')</w:t>
       </w:r>
     </w:p>
     <w:p>
@@ -4271,7 +4343,7 @@
                 <w:color w:val="FFFFFF"/>
                 <w:sz w:val="18"/>
               </w:rPr>
-              <w:t>CHECK</w:t>
+              <w:t>METRIC</w:t>
             </w:r>
           </w:p>
         </w:tc>
@@ -4287,7 +4359,7 @@
                 <w:color w:val="FFFFFF"/>
                 <w:sz w:val="18"/>
               </w:rPr>
-              <w:t>SUCCESS CRITERION</w:t>
+              <w:t>QUESTION</w:t>
             </w:r>
           </w:p>
         </w:tc>
@@ -4303,7 +4375,7 @@
                 <w:color w:val="FFFFFF"/>
                 <w:sz w:val="18"/>
               </w:rPr>
-              <w:t>LIMITATION</w:t>
+              <w:t>CAUTION</w:t>
             </w:r>
           </w:p>
         </w:tc>
@@ -4318,7 +4390,7 @@
               <w:rPr>
                 <w:sz w:val="18"/>
               </w:rPr>
-              <w:t>Functional result</w:t>
+              <w:t>Accuracy / error rate</w:t>
             </w:r>
           </w:p>
         </w:tc>
@@ -4331,7 +4403,7 @@
               <w:rPr>
                 <w:sz w:val="18"/>
               </w:rPr>
-              <w:t>Meets today's objective</w:t>
+              <w:t>Overall correctness?</w:t>
             </w:r>
           </w:p>
         </w:tc>
@@ -4344,7 +4416,7 @@
               <w:rPr>
                 <w:sz w:val="18"/>
               </w:rPr>
-              <w:t>Classroom demo ≠ production</w:t>
+              <w:t>Weak on imbalanced data</w:t>
             </w:r>
           </w:p>
         </w:tc>
@@ -4359,7 +4431,7 @@
               <w:rPr>
                 <w:sz w:val="18"/>
               </w:rPr>
-              <w:t>Safety compliance</w:t>
+              <w:t>Precision / recall / F1</w:t>
             </w:r>
           </w:p>
         </w:tc>
@@ -4372,7 +4444,7 @@
               <w:rPr>
                 <w:sz w:val="18"/>
               </w:rPr>
-              <w:t>No rule breached</w:t>
+              <w:t>Error type trade-off?</w:t>
             </w:r>
           </w:p>
         </w:tc>
@@ -4385,7 +4457,7 @@
               <w:rPr>
                 <w:sz w:val="18"/>
               </w:rPr>
-              <w:t>Still needs supervisor judgment</w:t>
+              <w:t>Optimize for the real cost of mistakes</w:t>
             </w:r>
           </w:p>
         </w:tc>
@@ -4400,7 +4472,7 @@
               <w:rPr>
                 <w:sz w:val="18"/>
               </w:rPr>
-              <w:t>Reproducibility</w:t>
+              <w:t>Latency / resource use</w:t>
             </w:r>
           </w:p>
         </w:tc>
@@ -4413,7 +4485,7 @@
               <w:rPr>
                 <w:sz w:val="18"/>
               </w:rPr>
-              <w:t>Second check agrees</w:t>
+              <w:t>Is it usable?</w:t>
             </w:r>
           </w:p>
         </w:tc>
@@ -4426,7 +4498,7 @@
               <w:rPr>
                 <w:sz w:val="18"/>
               </w:rPr>
-              <w:t>Environment drift possible</w:t>
+              <w:t>Lab laptop ≠ production load</w:t>
             </w:r>
           </w:p>
         </w:tc>
@@ -5690,7 +5762,7 @@
           <w:b w:val="0"/>
           <w:sz w:val="22"/>
         </w:rPr>
-        <w:t>Objective addressed for Hybrid Rural-Office Architecture</w:t>
+        <w:t>Objective addressed for Capstone Architecture and Threat Model</w:t>
       </w:r>
     </w:p>
     <w:p>
@@ -5702,7 +5774,7 @@
           <w:b w:val="0"/>
           <w:sz w:val="22"/>
         </w:rPr>
-        <w:t>Document and improve practical completed</w:t>
+        <w:t>Guided laboratory practical completed</w:t>
       </w:r>
     </w:p>
     <w:p>
@@ -5794,7 +5866,7 @@
           <w:b w:val="0"/>
           <w:sz w:val="22"/>
         </w:rPr>
-        <w:t>Matches: One PDF procedure, supporting screenshots/diagrams, and one improvement recommendation.</w:t>
+        <w:t>Matches: Setup evidence, completed lab artifact, independent verification, cost/cleanup record, safety check, and short technical report.</w:t>
       </w:r>
     </w:p>
     <w:p>
@@ -5826,7 +5898,7 @@
           <w:b w:val="0"/>
           <w:sz w:val="22"/>
         </w:rPr>
-        <w:t>Explain Hybrid Rural-Office Architecture without reading.</w:t>
+        <w:t>Explain Capstone Architecture and Threat Model without reading.</w:t>
       </w:r>
     </w:p>
     <w:p>
@@ -5918,7 +5990,7 @@
           <w:b w:val="0"/>
           <w:sz w:val="22"/>
         </w:rPr>
-        <w:t>Today is Day 173 (Document and improve) on Hybrid Rural-Office Architecture. I worked only in the authorized Beyond cloud lab. I completed the practical objective, verified with a second check, and packaged evidence. Main risk: unauthorized or unsafe action; control: checklist + supervisor escalation. Limitation: classroom/lab scope only. Next: continue the topic cycle and keep documentation reproducible.</w:t>
+        <w:t>Today is Day 173 (Guided laboratory) on Capstone Architecture and Threat Model. I worked only in the authorized Beyond cloud lab. I completed the practical objective, verified with a second check, and packaged evidence. Main risk: unauthorized or unsafe action; control: checklist + supervisor escalation. Limitation: classroom/lab scope only. Next: continue the topic cycle and keep documentation reproducible.</w:t>
       </w:r>
     </w:p>
     <w:p>
